--- a/deliverables/Lernheft_Pruefung_1_David_DE.docx
+++ b/deliverables/Lernheft_Pruefung_1_David_DE.docx
@@ -6128,7 +6128,7 @@
       <w:headerReference w:type="default" r:id="rId9"/>
       <w:footerReference w:type="default" r:id="rId10"/>
       <w:pgSz w:w="11906" w:h="16838"/>
-      <w:pgMar w:top="935" w:right="992" w:bottom="879" w:left="992" w:header="720" w:footer="720" w:gutter="0"/>
+      <w:pgMar w:top="1332" w:right="992" w:bottom="879" w:left="992" w:header="454" w:footer="720" w:gutter="0"/>
       <w:cols w:space="720"/>
       <w:docGrid w:linePitch="360"/>
     </w:sectPr>
